--- a/DW&BI/GirlsPower_Cristea_Bianca_Aplicatie.docx
+++ b/DW&BI/GirlsPower_Cristea_Bianca_Aplicatie.docx
@@ -217,12 +217,12 @@
           <wp:inline distB="114300" distT="114300" distL="114300" distR="114300">
             <wp:extent cx="5943600" cy="3860800"/>
             <wp:effectExtent b="0" l="0" r="0" t="0"/>
-            <wp:docPr id="4" name="image1.png"/>
+            <wp:docPr id="2" name="image3.png"/>
             <a:graphic>
               <a:graphicData uri="http://schemas.openxmlformats.org/drawingml/2006/picture">
                 <pic:pic>
                   <pic:nvPicPr>
-                    <pic:cNvPr id="0" name="image1.png"/>
+                    <pic:cNvPr id="0" name="image3.png"/>
                     <pic:cNvPicPr preferRelativeResize="0"/>
                   </pic:nvPicPr>
                   <pic:blipFill>
@@ -264,12 +264,12 @@
           <wp:inline distB="114300" distT="114300" distL="114300" distR="114300">
             <wp:extent cx="5943600" cy="3860800"/>
             <wp:effectExtent b="0" l="0" r="0" t="0"/>
-            <wp:docPr id="6" name="image4.png"/>
+            <wp:docPr id="4" name="image5.png"/>
             <a:graphic>
               <a:graphicData uri="http://schemas.openxmlformats.org/drawingml/2006/picture">
                 <pic:pic>
                   <pic:nvPicPr>
-                    <pic:cNvPr id="0" name="image4.png"/>
+                    <pic:cNvPr id="0" name="image5.png"/>
                     <pic:cNvPicPr preferRelativeResize="0"/>
                   </pic:nvPicPr>
                   <pic:blipFill>
@@ -311,12 +311,12 @@
           <wp:inline distB="114300" distT="114300" distL="114300" distR="114300">
             <wp:extent cx="5943600" cy="3860800"/>
             <wp:effectExtent b="0" l="0" r="0" t="0"/>
-            <wp:docPr id="5" name="image2.png"/>
+            <wp:docPr id="3" name="image8.png"/>
             <a:graphic>
               <a:graphicData uri="http://schemas.openxmlformats.org/drawingml/2006/picture">
                 <pic:pic>
                   <pic:nvPicPr>
-                    <pic:cNvPr id="0" name="image2.png"/>
+                    <pic:cNvPr id="0" name="image8.png"/>
                     <pic:cNvPicPr preferRelativeResize="0"/>
                   </pic:nvPicPr>
                   <pic:blipFill>
@@ -358,12 +358,12 @@
           <wp:inline distB="114300" distT="114300" distL="114300" distR="114300">
             <wp:extent cx="5943600" cy="3860800"/>
             <wp:effectExtent b="0" l="0" r="0" t="0"/>
-            <wp:docPr id="8" name="image7.png"/>
+            <wp:docPr id="6" name="image12.png"/>
             <a:graphic>
               <a:graphicData uri="http://schemas.openxmlformats.org/drawingml/2006/picture">
                 <pic:pic>
                   <pic:nvPicPr>
-                    <pic:cNvPr id="0" name="image7.png"/>
+                    <pic:cNvPr id="0" name="image12.png"/>
                     <pic:cNvPicPr preferRelativeResize="0"/>
                   </pic:nvPicPr>
                   <pic:blipFill>
@@ -405,12 +405,12 @@
           <wp:inline distB="114300" distT="114300" distL="114300" distR="114300">
             <wp:extent cx="5943600" cy="889000"/>
             <wp:effectExtent b="0" l="0" r="0" t="0"/>
-            <wp:docPr id="7" name="image5.png"/>
+            <wp:docPr id="5" name="image10.png"/>
             <a:graphic>
               <a:graphicData uri="http://schemas.openxmlformats.org/drawingml/2006/picture">
                 <pic:pic>
                   <pic:nvPicPr>
-                    <pic:cNvPr id="0" name="image5.png"/>
+                    <pic:cNvPr id="0" name="image10.png"/>
                     <pic:cNvPicPr preferRelativeResize="0"/>
                   </pic:nvPicPr>
                   <pic:blipFill>
@@ -473,12 +473,12 @@
           <wp:inline distB="114300" distT="114300" distL="114300" distR="114300">
             <wp:extent cx="5943600" cy="3860800"/>
             <wp:effectExtent b="0" l="0" r="0" t="0"/>
-            <wp:docPr id="2" name="image3.png"/>
+            <wp:docPr id="9" name="image11.png"/>
             <a:graphic>
               <a:graphicData uri="http://schemas.openxmlformats.org/drawingml/2006/picture">
                 <pic:pic>
                   <pic:nvPicPr>
-                    <pic:cNvPr id="0" name="image3.png"/>
+                    <pic:cNvPr id="0" name="image11.png"/>
                     <pic:cNvPicPr preferRelativeResize="0"/>
                   </pic:nvPicPr>
                   <pic:blipFill>
@@ -520,12 +520,12 @@
           <wp:inline distB="114300" distT="114300" distL="114300" distR="114300">
             <wp:extent cx="5943600" cy="3860800"/>
             <wp:effectExtent b="0" l="0" r="0" t="0"/>
-            <wp:docPr id="1" name="image6.png"/>
+            <wp:docPr id="7" name="image7.png"/>
             <a:graphic>
               <a:graphicData uri="http://schemas.openxmlformats.org/drawingml/2006/picture">
                 <pic:pic>
                   <pic:nvPicPr>
-                    <pic:cNvPr id="0" name="image6.png"/>
+                    <pic:cNvPr id="0" name="image7.png"/>
                     <pic:cNvPicPr preferRelativeResize="0"/>
                   </pic:nvPicPr>
                   <pic:blipFill>
@@ -567,12 +567,12 @@
           <wp:inline distB="114300" distT="114300" distL="114300" distR="114300">
             <wp:extent cx="5943600" cy="3860800"/>
             <wp:effectExtent b="0" l="0" r="0" t="0"/>
-            <wp:docPr id="3" name="image8.png"/>
+            <wp:docPr id="10" name="image9.png"/>
             <a:graphic>
               <a:graphicData uri="http://schemas.openxmlformats.org/drawingml/2006/picture">
                 <pic:pic>
                   <pic:nvPicPr>
-                    <pic:cNvPr id="0" name="image8.png"/>
+                    <pic:cNvPr id="0" name="image9.png"/>
                     <pic:cNvPicPr preferRelativeResize="0"/>
                   </pic:nvPicPr>
                   <pic:blipFill>
@@ -620,7 +620,7 @@
         <w:rPr>
           <w:rtl w:val="0"/>
         </w:rPr>
-        <w:t xml:space="preserve">ofera grafice si rapoarte dinamice, de diferite tipuri, pe baza datelor din DW. Utilizatorul poate vizualiza diverse statistici relevante pentru activitatea hotelului si pentru evenimentele organizate. Printre rapoartele disponibile se numara: suma totala platita pentru fiecare tip de camera in luna decembrie 2025, numarul de rezervari si suma totala platita de fiecare client care a participat la evenimente in aceeasi perioada, evolutia veniturilor generate de serviciile prestate saptamanal in luna decembrie 2025, precum si sumele totale platite pentru rezervari, grupate pe tipul camerei si metoda de plata pentru clientii participanti la evenimente. De asemenea, aplicatia permite identificarea top 5 clienti care au cheltuit cel mai mult in hotel in luna decembrie 2025, impreuna cu numarul rezervarilor si suma totala platita.</w:t>
+        <w:t xml:space="preserve">ofera grafice si rapoarte dinamice, de tip Business Intelligence, generate pe baza datelor din DW. Utilizatorul poate vizualiza diverse statistici relevante pentru activitatea hotelului si pentru evenimentele organizate. </w:t>
       </w:r>
     </w:p>
     <w:p>
@@ -631,53 +631,9 @@
       </w:pPr>
       <w:r>
         <w:rPr>
-          <w:color w:val="ff0000"/>
-          <w:rtl w:val="0"/>
-        </w:rPr>
-        <w:t xml:space="preserve">TODO alexia adauga pozaaaaaa</w:t>
-      </w:r>
-      <w:r>
-        <w:rPr>
-          <w:rtl w:val="0"/>
-        </w:rPr>
-      </w:r>
-    </w:p>
-    <w:p>
-      <w:pPr>
-        <w:ind w:left="0" w:firstLine="0"/>
-        <w:rPr/>
-      </w:pPr>
-      <w:r>
-        <w:rPr>
-          <w:rtl w:val="0"/>
-        </w:rPr>
-        <w:t xml:space="preserve">Aplicatia utilizeaza un backend realizat cu </w:t>
-      </w:r>
-      <w:r>
-        <w:rPr>
-          <w:b w:val="1"/>
-          <w:bCs w:val="1"/>
-          <w:rtl w:val="0"/>
-        </w:rPr>
-        <w:t xml:space="preserve">FastAPI</w:t>
-      </w:r>
-      <w:r>
-        <w:rPr>
-          <w:rtl w:val="0"/>
-        </w:rPr>
-        <w:t xml:space="preserve">, in Python, care serveste ca interfata intre interfata Flutter si baza de date Oracle. Backend-ul gestioneaza toate operatiile CRUD (create, read, update, delete) asupra tabelelor OLTP, precum si propagarea datelor catre baza DW si generarea rapoartelor.</w:t>
-      </w:r>
-    </w:p>
-    <w:p>
-      <w:pPr>
-        <w:ind w:left="0" w:firstLine="0"/>
-        <w:rPr/>
-      </w:pPr>
-      <w:r>
-        <w:rPr>
-          <w:rtl w:val="0"/>
-        </w:rPr>
-        <w:t xml:space="preserve">Structura backend-ului include: </w:t>
+          <w:rtl w:val="0"/>
+        </w:rPr>
+        <w:t xml:space="preserve">Rapoartele disponibile se sunt următoarele: </w:t>
       </w:r>
     </w:p>
     <w:p>
@@ -686,23 +642,72 @@
           <w:ilvl w:val="0"/>
           <w:numId w:val="1"/>
         </w:numPr>
-        <w:spacing w:after="0" w:lineRule="auto"/>
-        <w:ind w:left="720" w:hanging="360"/>
-        <w:rPr/>
-      </w:pPr>
-      <w:r>
-        <w:rPr>
-          <w:b w:val="1"/>
-          <w:bCs w:val="1"/>
-          <w:rtl w:val="0"/>
-        </w:rPr>
-        <w:t xml:space="preserve">Routere</w:t>
-      </w:r>
-      <w:r>
-        <w:rPr>
-          <w:rtl w:val="0"/>
-        </w:rPr>
-        <w:t xml:space="preserve"> dedicate pentru fiecare entitate: clienti, rezervari, camere, servicii, plati, angajati, evenimente, sincronizare DW si rapoarte. Fiecare router defineste rutele HTTP pentru operatiile necesare (GET, POST, PUT, DELETE) si validarile corespunzatoare.</w:t>
+        <w:ind w:left="1440" w:hanging="360"/>
+        <w:jc w:val="both"/>
+        <w:rPr>
+          <w:u w:val="none"/>
+        </w:rPr>
+      </w:pPr>
+      <w:r>
+        <w:rPr>
+          <w:rtl w:val="0"/>
+        </w:rPr>
+        <w:t xml:space="preserve"> </w:t>
+      </w:r>
+      <w:r>
+        <w:rPr>
+          <w:u w:val="single"/>
+          <w:rtl w:val="0"/>
+        </w:rPr>
+        <w:t xml:space="preserve">Venituri lunare cumulate (2024 &amp; 2025)</w:t>
+      </w:r>
+      <w:r>
+        <w:rPr>
+          <w:rtl w:val="0"/>
+        </w:rPr>
+        <w:t xml:space="preserve"> -&gt; Prezintă veniturile totale obținute de hotel, agregate lunar, pentru anii 2024 &amp; 2025. Graficul permite compararea performantei financiare intre luni si evidențiaza tendințele generale ale veniturilor in timp</w:t>
+      </w:r>
+    </w:p>
+    <w:p>
+      <w:pPr>
+        <w:ind w:firstLine="720"/>
+        <w:jc w:val="right"/>
+        <w:rPr/>
+      </w:pPr>
+      <w:r>
+        <w:rPr/>
+        <w:drawing>
+          <wp:inline distB="114300" distT="114300" distL="114300" distR="114300">
+            <wp:extent cx="5943600" cy="1511300"/>
+            <wp:effectExtent b="0" l="0" r="0" t="0"/>
+            <wp:docPr id="8" name="image13.png"/>
+            <a:graphic>
+              <a:graphicData uri="http://schemas.openxmlformats.org/drawingml/2006/picture">
+                <pic:pic>
+                  <pic:nvPicPr>
+                    <pic:cNvPr id="0" name="image13.png"/>
+                    <pic:cNvPicPr preferRelativeResize="0"/>
+                  </pic:nvPicPr>
+                  <pic:blipFill>
+                    <a:blip r:embed="rId14"/>
+                    <a:srcRect b="0" l="0" r="0" t="0"/>
+                    <a:stretch>
+                      <a:fillRect/>
+                    </a:stretch>
+                  </pic:blipFill>
+                  <pic:spPr>
+                    <a:xfrm>
+                      <a:off x="0" y="0"/>
+                      <a:ext cx="5943600" cy="1511300"/>
+                    </a:xfrm>
+                    <a:prstGeom prst="rect"/>
+                    <a:ln/>
+                  </pic:spPr>
+                </pic:pic>
+              </a:graphicData>
+            </a:graphic>
+          </wp:inline>
+        </w:drawing>
       </w:r>
       <w:r>
         <w:rPr>
@@ -716,23 +721,66 @@
           <w:ilvl w:val="0"/>
           <w:numId w:val="1"/>
         </w:numPr>
-        <w:spacing w:after="0" w:lineRule="auto"/>
-        <w:ind w:left="720" w:hanging="360"/>
-        <w:rPr/>
-      </w:pPr>
-      <w:r>
-        <w:rPr>
-          <w:b w:val="1"/>
-          <w:bCs w:val="1"/>
-          <w:rtl w:val="0"/>
-        </w:rPr>
-        <w:t xml:space="preserve">ORM SQLAlchemy</w:t>
-      </w:r>
-      <w:r>
-        <w:rPr>
-          <w:rtl w:val="0"/>
-        </w:rPr>
-        <w:t xml:space="preserve"> pentru interactiunea cu baza Oracle, folosind metodele care corespund tabelelor OLTP. Aceasta permite manipularea usoara a obiectelor Python, precum Client, Rezervate, Camera, Serviciu, Plata, Angajat si Eveniment. Relatiile dintre tabele sunt gestionate prin Foreign Keys definite in modele si relatii ORM.</w:t>
+        <w:ind w:left="1440" w:hanging="360"/>
+        <w:jc w:val="both"/>
+        <w:rPr>
+          <w:u w:val="none"/>
+        </w:rPr>
+      </w:pPr>
+      <w:r>
+        <w:rPr>
+          <w:u w:val="single"/>
+          <w:rtl w:val="0"/>
+        </w:rPr>
+        <w:t xml:space="preserve">Venituri in funcție de metoda de plata</w:t>
+      </w:r>
+      <w:r>
+        <w:rPr>
+          <w:rtl w:val="0"/>
+        </w:rPr>
+        <w:t xml:space="preserve"> -&gt; Raportul evidențiază distribuția veniturilor totale in funcție de metoda de plata utilizata (card, cash, transfer bancar). Vizualizearea permite identificarea metodelor de plata preferate de clienți si ponderea fiecăreia in veniturile totale</w:t>
+      </w:r>
+    </w:p>
+    <w:p>
+      <w:pPr>
+        <w:ind w:firstLine="720"/>
+        <w:jc w:val="right"/>
+        <w:rPr/>
+      </w:pPr>
+      <w:r>
+        <w:rPr/>
+        <w:drawing>
+          <wp:inline distB="114300" distT="114300" distL="114300" distR="114300">
+            <wp:extent cx="5943600" cy="1473200"/>
+            <wp:effectExtent b="0" l="0" r="0" t="0"/>
+            <wp:docPr id="1" name="image2.png"/>
+            <a:graphic>
+              <a:graphicData uri="http://schemas.openxmlformats.org/drawingml/2006/picture">
+                <pic:pic>
+                  <pic:nvPicPr>
+                    <pic:cNvPr id="0" name="image2.png"/>
+                    <pic:cNvPicPr preferRelativeResize="0"/>
+                  </pic:nvPicPr>
+                  <pic:blipFill>
+                    <a:blip r:embed="rId15"/>
+                    <a:srcRect b="0" l="0" r="0" t="0"/>
+                    <a:stretch>
+                      <a:fillRect/>
+                    </a:stretch>
+                  </pic:blipFill>
+                  <pic:spPr>
+                    <a:xfrm>
+                      <a:off x="0" y="0"/>
+                      <a:ext cx="5943600" cy="1473200"/>
+                    </a:xfrm>
+                    <a:prstGeom prst="rect"/>
+                    <a:ln/>
+                  </pic:spPr>
+                </pic:pic>
+              </a:graphicData>
+            </a:graphic>
+          </wp:inline>
+        </w:drawing>
       </w:r>
       <w:r>
         <w:rPr>
@@ -746,26 +794,65 @@
           <w:ilvl w:val="0"/>
           <w:numId w:val="1"/>
         </w:numPr>
-        <w:spacing w:after="0" w:lineRule="auto"/>
-        <w:ind w:left="720" w:hanging="360"/>
-        <w:rPr>
-          <w:b w:val="1"/>
-          <w:bCs w:val="1"/>
-        </w:rPr>
-      </w:pPr>
-      <w:r>
-        <w:rPr>
-          <w:b w:val="1"/>
-          <w:bCs w:val="1"/>
-          <w:rtl w:val="0"/>
-        </w:rPr>
-        <w:t xml:space="preserve">ETL si propagare DW: </w:t>
-      </w:r>
-      <w:r>
-        <w:rPr>
-          <w:rtl w:val="0"/>
-        </w:rPr>
-        <w:t xml:space="preserve">Backend-ul include un modul de sincronizare a datelor intre OLTP si DW, care permite propagarea modificarilor efectuate in OLTP si verificarea impactului acestora in baza de date destinatie. Astfel, tabul DW din aplicatie poate afisa informatii actualizate si consistente.</w:t>
+        <w:ind w:left="1440" w:hanging="360"/>
+        <w:jc w:val="both"/>
+        <w:rPr>
+          <w:u w:val="none"/>
+        </w:rPr>
+      </w:pPr>
+      <w:r>
+        <w:rPr>
+          <w:u w:val="single"/>
+          <w:rtl w:val="0"/>
+        </w:rPr>
+        <w:t xml:space="preserve">Top 5% clienti VIP pe categorii</w:t>
+      </w:r>
+      <w:r>
+        <w:rPr>
+          <w:rtl w:val="0"/>
+        </w:rPr>
+        <w:t xml:space="preserve"> -&gt; Acest raport analizează contribuția financiară a celor mai valoroși 5% dintre clienți, grupată pe categorii relevante. Scopul sau este de a evidenția segmentele in care clienții VIP generează cele mai mari venituri si de a sprijini deciziile strategice privind fidelizarea acestora </w:t>
+      </w:r>
+    </w:p>
+    <w:p>
+      <w:pPr>
+        <w:jc w:val="both"/>
+        <w:rPr/>
+      </w:pPr>
+      <w:r>
+        <w:rPr/>
+        <w:drawing>
+          <wp:inline distB="114300" distT="114300" distL="114300" distR="114300">
+            <wp:extent cx="5943600" cy="1473200"/>
+            <wp:effectExtent b="0" l="0" r="0" t="0"/>
+            <wp:docPr id="11" name="image6.png"/>
+            <a:graphic>
+              <a:graphicData uri="http://schemas.openxmlformats.org/drawingml/2006/picture">
+                <pic:pic>
+                  <pic:nvPicPr>
+                    <pic:cNvPr id="0" name="image6.png"/>
+                    <pic:cNvPicPr preferRelativeResize="0"/>
+                  </pic:nvPicPr>
+                  <pic:blipFill>
+                    <a:blip r:embed="rId16"/>
+                    <a:srcRect b="0" l="0" r="0" t="0"/>
+                    <a:stretch>
+                      <a:fillRect/>
+                    </a:stretch>
+                  </pic:blipFill>
+                  <pic:spPr>
+                    <a:xfrm>
+                      <a:off x="0" y="0"/>
+                      <a:ext cx="5943600" cy="1473200"/>
+                    </a:xfrm>
+                    <a:prstGeom prst="rect"/>
+                    <a:ln/>
+                  </pic:spPr>
+                </pic:pic>
+              </a:graphicData>
+            </a:graphic>
+          </wp:inline>
+        </w:drawing>
       </w:r>
       <w:r>
         <w:rPr>
@@ -779,26 +866,69 @@
           <w:ilvl w:val="0"/>
           <w:numId w:val="1"/>
         </w:numPr>
-        <w:spacing w:after="0" w:lineRule="auto"/>
-        <w:ind w:left="720" w:hanging="360"/>
-        <w:rPr>
-          <w:b w:val="1"/>
-          <w:bCs w:val="1"/>
-        </w:rPr>
-      </w:pPr>
-      <w:r>
-        <w:rPr>
-          <w:b w:val="1"/>
-          <w:bCs w:val="1"/>
-          <w:rtl w:val="0"/>
-        </w:rPr>
-        <w:t xml:space="preserve">Rapoarte dinamice: </w:t>
-      </w:r>
-      <w:r>
-        <w:rPr>
-          <w:rtl w:val="0"/>
-        </w:rPr>
-        <w:t xml:space="preserve">Backend-ul ofera rute speciale pentru generarea rapoartelor SQL, care agrega si grupeaza datele dupa criterii specifice, cum ar fi tipul camerei, metoda de plata, perioade lunare sau saptamanale, top clienti, etc. Aceste rapoarte sunt apoi afisate in interfata Flutter in tabul Rapoarte.</w:t>
+        <w:ind w:left="1440" w:hanging="360"/>
+        <w:jc w:val="both"/>
+        <w:rPr/>
+      </w:pPr>
+      <w:r>
+        <w:rPr>
+          <w:u w:val="single"/>
+          <w:rtl w:val="0"/>
+        </w:rPr>
+        <w:t xml:space="preserve">Variația veniturilor trimestriale fata de media anuală</w:t>
+      </w:r>
+      <w:r>
+        <w:rPr>
+          <w:rtl w:val="0"/>
+        </w:rPr>
+        <w:t xml:space="preserve"> -&gt; </w:t>
+      </w:r>
+      <w:r>
+        <w:rPr>
+          <w:rtl w:val="0"/>
+        </w:rPr>
+        <w:t xml:space="preserve">Raportul ilustrează diferențele dintre veniturile obținute in fiecare trimestru si media anuală a veniturilor. Acesta ajuta la identificarea sezonalității si a perioadelor cu performanta financiară peste sau sub medie </w:t>
+      </w:r>
+    </w:p>
+    <w:p>
+      <w:pPr>
+        <w:jc w:val="both"/>
+        <w:rPr/>
+      </w:pPr>
+      <w:r>
+        <w:rPr/>
+        <w:drawing>
+          <wp:inline distB="114300" distT="114300" distL="114300" distR="114300">
+            <wp:extent cx="5943600" cy="1460500"/>
+            <wp:effectExtent b="0" l="0" r="0" t="0"/>
+            <wp:docPr id="12" name="image4.png"/>
+            <a:graphic>
+              <a:graphicData uri="http://schemas.openxmlformats.org/drawingml/2006/picture">
+                <pic:pic>
+                  <pic:nvPicPr>
+                    <pic:cNvPr id="0" name="image4.png"/>
+                    <pic:cNvPicPr preferRelativeResize="0"/>
+                  </pic:nvPicPr>
+                  <pic:blipFill>
+                    <a:blip r:embed="rId17"/>
+                    <a:srcRect b="0" l="0" r="0" t="0"/>
+                    <a:stretch>
+                      <a:fillRect/>
+                    </a:stretch>
+                  </pic:blipFill>
+                  <pic:spPr>
+                    <a:xfrm>
+                      <a:off x="0" y="0"/>
+                      <a:ext cx="5943600" cy="1460500"/>
+                    </a:xfrm>
+                    <a:prstGeom prst="rect"/>
+                    <a:ln/>
+                  </pic:spPr>
+                </pic:pic>
+              </a:graphicData>
+            </a:graphic>
+          </wp:inline>
+        </w:drawing>
       </w:r>
       <w:r>
         <w:rPr>
@@ -812,38 +942,265 @@
           <w:ilvl w:val="0"/>
           <w:numId w:val="1"/>
         </w:numPr>
+        <w:ind w:left="1440" w:hanging="360"/>
+        <w:jc w:val="both"/>
+        <w:rPr>
+          <w:u w:val="none"/>
+        </w:rPr>
+      </w:pPr>
+      <w:r>
+        <w:rPr>
+          <w:u w:val="single"/>
+          <w:rtl w:val="0"/>
+        </w:rPr>
+        <w:t xml:space="preserve">Top camere in funcție de metoda de plata (2025)</w:t>
+      </w:r>
+      <w:r>
+        <w:rPr>
+          <w:rtl w:val="0"/>
+        </w:rPr>
+        <w:t xml:space="preserve"> -&gt; Acest raport prezintă cele mai performante trei tipuri de camere, analizate in funcție de metodele de plata utilizate in anul 2025. Vizualizarea permite identificarea combinațiilor camera-metoda de plata care generează cele mai mari venituri</w:t>
+      </w:r>
+    </w:p>
+    <w:p>
+      <w:pPr>
+        <w:ind w:left="0" w:firstLine="0"/>
+        <w:jc w:val="both"/>
+        <w:rPr/>
+      </w:pPr>
+      <w:r>
+        <w:rPr/>
+        <w:drawing>
+          <wp:inline distB="114300" distT="114300" distL="114300" distR="114300">
+            <wp:extent cx="5943600" cy="1485900"/>
+            <wp:effectExtent b="0" l="0" r="0" t="0"/>
+            <wp:docPr id="13" name="image1.png"/>
+            <a:graphic>
+              <a:graphicData uri="http://schemas.openxmlformats.org/drawingml/2006/picture">
+                <pic:pic>
+                  <pic:nvPicPr>
+                    <pic:cNvPr id="0" name="image1.png"/>
+                    <pic:cNvPicPr preferRelativeResize="0"/>
+                  </pic:nvPicPr>
+                  <pic:blipFill>
+                    <a:blip r:embed="rId18"/>
+                    <a:srcRect b="0" l="0" r="0" t="0"/>
+                    <a:stretch>
+                      <a:fillRect/>
+                    </a:stretch>
+                  </pic:blipFill>
+                  <pic:spPr>
+                    <a:xfrm>
+                      <a:off x="0" y="0"/>
+                      <a:ext cx="5943600" cy="1485900"/>
+                    </a:xfrm>
+                    <a:prstGeom prst="rect"/>
+                    <a:ln/>
+                  </pic:spPr>
+                </pic:pic>
+              </a:graphicData>
+            </a:graphic>
+          </wp:inline>
+        </w:drawing>
+      </w:r>
+      <w:r>
+        <w:rPr>
+          <w:rtl w:val="0"/>
+        </w:rPr>
+      </w:r>
+    </w:p>
+    <w:p>
+      <w:pPr>
+        <w:ind w:left="0" w:firstLine="0"/>
+        <w:rPr/>
+      </w:pPr>
+      <w:r>
+        <w:rPr>
+          <w:rtl w:val="0"/>
+        </w:rPr>
+        <w:t xml:space="preserve">Aplicatia utilizeaza un backend realizat cu </w:t>
+      </w:r>
+      <w:r>
+        <w:rPr>
+          <w:b w:val="1"/>
+          <w:bCs w:val="1"/>
+          <w:rtl w:val="0"/>
+        </w:rPr>
+        <w:t xml:space="preserve">FastAPI</w:t>
+      </w:r>
+      <w:r>
+        <w:rPr>
+          <w:rtl w:val="0"/>
+        </w:rPr>
+        <w:t xml:space="preserve">, in Python, care serveste ca interfata intre interfata Flutter si baza de date Oracle. Backend-ul gestioneaza toate operatiile CRUD (create, read, update, delete) asupra tabelelor OLTP, precum si propagarea datelor catre baza DW si generarea rapoartelor.</w:t>
+      </w:r>
+    </w:p>
+    <w:p>
+      <w:pPr>
+        <w:ind w:left="0" w:firstLine="0"/>
+        <w:rPr/>
+      </w:pPr>
+      <w:r>
+        <w:rPr>
+          <w:rtl w:val="0"/>
+        </w:rPr>
+        <w:t xml:space="preserve">Structura backend-ului include: </w:t>
+      </w:r>
+    </w:p>
+    <w:p>
+      <w:pPr>
+        <w:numPr>
+          <w:ilvl w:val="0"/>
+          <w:numId w:val="2"/>
+        </w:numPr>
         <w:spacing w:after="0" w:lineRule="auto"/>
         <w:ind w:left="720" w:hanging="360"/>
-        <w:rPr>
-          <w:b w:val="1"/>
-          <w:bCs w:val="1"/>
-        </w:rPr>
-      </w:pPr>
-      <w:r>
-        <w:rPr>
-          <w:b w:val="1"/>
-          <w:bCs w:val="1"/>
-          <w:rtl w:val="0"/>
-        </w:rPr>
-        <w:t xml:space="preserve">CORS si access cross-platform: </w:t>
-      </w:r>
-      <w:r>
-        <w:rPr>
-          <w:rtl w:val="0"/>
-        </w:rPr>
-        <w:t xml:space="preserve">Middleware-url CORS permite aplicatiei Flutter sa comunice fara restrictii cu backend-ul, indiferent de portul sau platforma pe care ruleaza.</w:t>
-      </w:r>
-      <w:r>
-        <w:rPr>
-          <w:rtl w:val="0"/>
-        </w:rPr>
+        <w:rPr/>
+      </w:pPr>
+      <w:r>
+        <w:rPr>
+          <w:b w:val="1"/>
+          <w:bCs w:val="1"/>
+          <w:rtl w:val="0"/>
+        </w:rPr>
+        <w:t xml:space="preserve">Routere</w:t>
+      </w:r>
+      <w:r>
+        <w:rPr>
+          <w:rtl w:val="0"/>
+        </w:rPr>
+        <w:t xml:space="preserve"> dedicate pentru fiecare entitate: clienti, rezervari, camere, servicii, plati, angajati, evenimente, sincronizare DW si rapoarte. Fiecare router defineste rutele HTTP pentru operatiile necesare (GET, POST, PUT, DELETE) si validarile corespunzatoare.</w:t>
       </w:r>
     </w:p>
     <w:p>
       <w:pPr>
         <w:numPr>
           <w:ilvl w:val="0"/>
-          <w:numId w:val="1"/>
+          <w:numId w:val="2"/>
+        </w:numPr>
+        <w:spacing w:after="0" w:lineRule="auto"/>
+        <w:ind w:left="720" w:hanging="360"/>
+        <w:rPr/>
+      </w:pPr>
+      <w:r>
+        <w:rPr>
+          <w:b w:val="1"/>
+          <w:bCs w:val="1"/>
+          <w:rtl w:val="0"/>
+        </w:rPr>
+        <w:t xml:space="preserve">ORM SQLAlchemy</w:t>
+      </w:r>
+      <w:r>
+        <w:rPr>
+          <w:rtl w:val="0"/>
+        </w:rPr>
+        <w:t xml:space="preserve"> pentru interactiunea cu baza Oracle, folosind metodele care corespund tabelelor OLTP. Aceasta permite manipularea usoara a obiectelor Python, precum Client, Rezervate, Camera, Serviciu, Plata, Angajat si Eveniment. Relatiile dintre tabele sunt gestionate prin Foreign Keys definite in modele si relatii ORM.</w:t>
+      </w:r>
+    </w:p>
+    <w:p>
+      <w:pPr>
+        <w:numPr>
+          <w:ilvl w:val="0"/>
+          <w:numId w:val="2"/>
+        </w:numPr>
+        <w:spacing w:after="0" w:lineRule="auto"/>
+        <w:ind w:left="720" w:hanging="360"/>
+        <w:rPr>
+          <w:b w:val="1"/>
+          <w:bCs w:val="1"/>
+        </w:rPr>
+      </w:pPr>
+      <w:r>
+        <w:rPr>
+          <w:b w:val="1"/>
+          <w:bCs w:val="1"/>
+          <w:rtl w:val="0"/>
+        </w:rPr>
+        <w:t xml:space="preserve">ETL si propagare DW: </w:t>
+      </w:r>
+      <w:r>
+        <w:rPr>
+          <w:rtl w:val="0"/>
+        </w:rPr>
+        <w:t xml:space="preserve">Backend-ul include un modul de sincronizare a datelor intre OLTP si DW, care permite propagarea modificarilor efectuate in OLTP si verificarea impactului acestora in baza de date destinatie. Astfel, tabul DW din aplicatie poate afisa informatii actualizate si consistente.</w:t>
+      </w:r>
+      <w:r>
+        <w:rPr>
+          <w:rtl w:val="0"/>
+        </w:rPr>
+      </w:r>
+    </w:p>
+    <w:p>
+      <w:pPr>
+        <w:numPr>
+          <w:ilvl w:val="0"/>
+          <w:numId w:val="2"/>
+        </w:numPr>
+        <w:spacing w:after="0" w:lineRule="auto"/>
+        <w:ind w:left="720" w:hanging="360"/>
+        <w:rPr>
+          <w:b w:val="1"/>
+          <w:bCs w:val="1"/>
+        </w:rPr>
+      </w:pPr>
+      <w:r>
+        <w:rPr>
+          <w:b w:val="1"/>
+          <w:bCs w:val="1"/>
+          <w:rtl w:val="0"/>
+        </w:rPr>
+        <w:t xml:space="preserve">Rapoarte dinamice: </w:t>
+      </w:r>
+      <w:r>
+        <w:rPr>
+          <w:rtl w:val="0"/>
+        </w:rPr>
+        <w:t xml:space="preserve">Backend-ul ofera rute speciale pentru generarea rapoartelor SQL, care agrega si grupeaza datele dupa criterii specifice, cum ar fi tipul camerei, metoda de plata, perioade lunare sau saptamanale, top clienti, etc. Aceste rapoarte sunt apoi afisate in interfata Flutter in tabul Rapoarte.</w:t>
+      </w:r>
+      <w:r>
+        <w:rPr>
+          <w:rtl w:val="0"/>
+        </w:rPr>
+      </w:r>
+    </w:p>
+    <w:p>
+      <w:pPr>
+        <w:numPr>
+          <w:ilvl w:val="0"/>
+          <w:numId w:val="2"/>
+        </w:numPr>
+        <w:spacing w:after="0" w:lineRule="auto"/>
+        <w:ind w:left="720" w:hanging="360"/>
+        <w:rPr>
+          <w:b w:val="1"/>
+          <w:bCs w:val="1"/>
+        </w:rPr>
+      </w:pPr>
+      <w:r>
+        <w:rPr>
+          <w:b w:val="1"/>
+          <w:bCs w:val="1"/>
+          <w:rtl w:val="0"/>
+        </w:rPr>
+        <w:t xml:space="preserve">CORS si access cross-platform: </w:t>
+      </w:r>
+      <w:r>
+        <w:rPr>
+          <w:rtl w:val="0"/>
+        </w:rPr>
+        <w:t xml:space="preserve">Middleware-url CORS permite aplicatiei Flutter sa comunice fara restrictii cu backend-ul, indiferent de portul sau platforma pe care ruleaza.</w:t>
+      </w:r>
+      <w:r>
+        <w:rPr>
+          <w:rtl w:val="0"/>
+        </w:rPr>
+      </w:r>
+    </w:p>
+    <w:p>
+      <w:pPr>
+        <w:numPr>
+          <w:ilvl w:val="0"/>
+          <w:numId w:val="2"/>
         </w:numPr>
         <w:ind w:left="720" w:hanging="360"/>
         <w:rPr>
@@ -913,7 +1270,7 @@
       <w:lvlText w:val="●"/>
       <w:lvlJc w:val="left"/>
       <w:pPr>
-        <w:ind w:left="720" w:hanging="360"/>
+        <w:ind w:left="1440" w:hanging="360"/>
       </w:pPr>
       <w:rPr>
         <w:u w:val="none"/>
@@ -925,7 +1282,7 @@
       <w:lvlText w:val="○"/>
       <w:lvlJc w:val="left"/>
       <w:pPr>
-        <w:ind w:left="1440" w:hanging="360"/>
+        <w:ind w:left="2160" w:hanging="360"/>
       </w:pPr>
       <w:rPr>
         <w:u w:val="none"/>
@@ -937,7 +1294,7 @@
       <w:lvlText w:val="■"/>
       <w:lvlJc w:val="left"/>
       <w:pPr>
-        <w:ind w:left="2160" w:hanging="360"/>
+        <w:ind w:left="2880" w:hanging="360"/>
       </w:pPr>
       <w:rPr>
         <w:u w:val="none"/>
@@ -949,7 +1306,7 @@
       <w:lvlText w:val="●"/>
       <w:lvlJc w:val="left"/>
       <w:pPr>
-        <w:ind w:left="2880" w:hanging="360"/>
+        <w:ind w:left="3600" w:hanging="360"/>
       </w:pPr>
       <w:rPr>
         <w:u w:val="none"/>
@@ -961,7 +1318,7 @@
       <w:lvlText w:val="○"/>
       <w:lvlJc w:val="left"/>
       <w:pPr>
-        <w:ind w:left="3600" w:hanging="360"/>
+        <w:ind w:left="4320" w:hanging="360"/>
       </w:pPr>
       <w:rPr>
         <w:u w:val="none"/>
@@ -973,7 +1330,7 @@
       <w:lvlText w:val="■"/>
       <w:lvlJc w:val="left"/>
       <w:pPr>
-        <w:ind w:left="4320" w:hanging="360"/>
+        <w:ind w:left="5040" w:hanging="360"/>
       </w:pPr>
       <w:rPr>
         <w:u w:val="none"/>
@@ -985,7 +1342,7 @@
       <w:lvlText w:val="●"/>
       <w:lvlJc w:val="left"/>
       <w:pPr>
-        <w:ind w:left="5040" w:hanging="360"/>
+        <w:ind w:left="5760" w:hanging="360"/>
       </w:pPr>
       <w:rPr>
         <w:u w:val="none"/>
@@ -997,7 +1354,7 @@
       <w:lvlText w:val="○"/>
       <w:lvlJc w:val="left"/>
       <w:pPr>
-        <w:ind w:left="5760" w:hanging="360"/>
+        <w:ind w:left="6480" w:hanging="360"/>
       </w:pPr>
       <w:rPr>
         <w:u w:val="none"/>
@@ -1009,6 +1366,116 @@
       <w:lvlText w:val="■"/>
       <w:lvlJc w:val="left"/>
       <w:pPr>
+        <w:ind w:left="7200" w:hanging="360"/>
+      </w:pPr>
+      <w:rPr>
+        <w:u w:val="none"/>
+      </w:rPr>
+    </w:lvl>
+  </w:abstractNum>
+  <w:abstractNum w:abstractNumId="2">
+    <w:lvl w:ilvl="0">
+      <w:start w:val="1"/>
+      <w:numFmt w:val="bullet"/>
+      <w:lvlText w:val="●"/>
+      <w:lvlJc w:val="left"/>
+      <w:pPr>
+        <w:ind w:left="720" w:hanging="360"/>
+      </w:pPr>
+      <w:rPr>
+        <w:u w:val="none"/>
+      </w:rPr>
+    </w:lvl>
+    <w:lvl w:ilvl="1">
+      <w:start w:val="1"/>
+      <w:numFmt w:val="bullet"/>
+      <w:lvlText w:val="○"/>
+      <w:lvlJc w:val="left"/>
+      <w:pPr>
+        <w:ind w:left="1440" w:hanging="360"/>
+      </w:pPr>
+      <w:rPr>
+        <w:u w:val="none"/>
+      </w:rPr>
+    </w:lvl>
+    <w:lvl w:ilvl="2">
+      <w:start w:val="1"/>
+      <w:numFmt w:val="bullet"/>
+      <w:lvlText w:val="■"/>
+      <w:lvlJc w:val="left"/>
+      <w:pPr>
+        <w:ind w:left="2160" w:hanging="360"/>
+      </w:pPr>
+      <w:rPr>
+        <w:u w:val="none"/>
+      </w:rPr>
+    </w:lvl>
+    <w:lvl w:ilvl="3">
+      <w:start w:val="1"/>
+      <w:numFmt w:val="bullet"/>
+      <w:lvlText w:val="●"/>
+      <w:lvlJc w:val="left"/>
+      <w:pPr>
+        <w:ind w:left="2880" w:hanging="360"/>
+      </w:pPr>
+      <w:rPr>
+        <w:u w:val="none"/>
+      </w:rPr>
+    </w:lvl>
+    <w:lvl w:ilvl="4">
+      <w:start w:val="1"/>
+      <w:numFmt w:val="bullet"/>
+      <w:lvlText w:val="○"/>
+      <w:lvlJc w:val="left"/>
+      <w:pPr>
+        <w:ind w:left="3600" w:hanging="360"/>
+      </w:pPr>
+      <w:rPr>
+        <w:u w:val="none"/>
+      </w:rPr>
+    </w:lvl>
+    <w:lvl w:ilvl="5">
+      <w:start w:val="1"/>
+      <w:numFmt w:val="bullet"/>
+      <w:lvlText w:val="■"/>
+      <w:lvlJc w:val="left"/>
+      <w:pPr>
+        <w:ind w:left="4320" w:hanging="360"/>
+      </w:pPr>
+      <w:rPr>
+        <w:u w:val="none"/>
+      </w:rPr>
+    </w:lvl>
+    <w:lvl w:ilvl="6">
+      <w:start w:val="1"/>
+      <w:numFmt w:val="bullet"/>
+      <w:lvlText w:val="●"/>
+      <w:lvlJc w:val="left"/>
+      <w:pPr>
+        <w:ind w:left="5040" w:hanging="360"/>
+      </w:pPr>
+      <w:rPr>
+        <w:u w:val="none"/>
+      </w:rPr>
+    </w:lvl>
+    <w:lvl w:ilvl="7">
+      <w:start w:val="1"/>
+      <w:numFmt w:val="bullet"/>
+      <w:lvlText w:val="○"/>
+      <w:lvlJc w:val="left"/>
+      <w:pPr>
+        <w:ind w:left="5760" w:hanging="360"/>
+      </w:pPr>
+      <w:rPr>
+        <w:u w:val="none"/>
+      </w:rPr>
+    </w:lvl>
+    <w:lvl w:ilvl="8">
+      <w:start w:val="1"/>
+      <w:numFmt w:val="bullet"/>
+      <w:lvlText w:val="■"/>
+      <w:lvlJc w:val="left"/>
+      <w:pPr>
         <w:ind w:left="6480" w:hanging="360"/>
       </w:pPr>
       <w:rPr>
@@ -1018,6 +1485,9 @@
   </w:abstractNum>
   <w:num w:numId="1">
     <w:abstractNumId w:val="1"/>
+  </w:num>
+  <w:num w:numId="2">
+    <w:abstractNumId w:val="2"/>
   </w:num>
 </w:numbering>
 </file>
